--- a/az/wisdom-stories/make-time-for-people.docx
+++ b/az/wisdom-stories/make-time-for-people.docx
@@ -209,7 +209,7 @@
         <w:rPr>
           <w:lang/>
         </w:rPr>
-        <w:t>Hər işimi evdən çıxmadan görsəm, bu tanışlıqlar, bu münasibətlər necə yaranar? Hər şey qapıma gəlsin deyə niyə insanlarla görüşməkdən vaz keçim?</w:t>
+        <w:t>Hər işimi evdən çıxmadan görsəm, bu tanışlıqlar, bu münasibətlər necə yaranar? Hər şey qapıma gəlsin deyə niyə insanlarla görüşməkdən vazkeçim?</w:t>
       </w:r>
     </w:p>
     <w:p>
